--- a/content/files/brand-start.docx
+++ b/content/files/brand-start.docx
@@ -15,31 +15,7 @@
           <w:b/>
           <w:bCs/>
         </w:rPr>
-        <w:t xml:space="preserve">СЦЕНАРИЙ: </w:t>
-      </w:r>
-      <w:r>
-        <w:rPr>
-          <w:rFonts w:ascii="Times New Roman" w:hAnsi="Times New Roman" w:cs="Times New Roman"/>
-          <w:b/>
-          <w:bCs/>
-        </w:rPr>
-        <w:t>ОФОРМИТЬ</w:t>
-      </w:r>
-      <w:r>
-        <w:rPr>
-          <w:rFonts w:ascii="Times New Roman" w:hAnsi="Times New Roman" w:cs="Times New Roman"/>
-          <w:b/>
-          <w:bCs/>
-        </w:rPr>
-        <w:t xml:space="preserve"> ПРАВ</w:t>
-      </w:r>
-      <w:r>
-        <w:rPr>
-          <w:rFonts w:ascii="Times New Roman" w:hAnsi="Times New Roman" w:cs="Times New Roman"/>
-          <w:b/>
-          <w:bCs/>
-        </w:rPr>
-        <w:t>А</w:t>
+        <w:t>СЦЕНАРИЙ: ОФОРМИТЬ ПРАВА</w:t>
       </w:r>
     </w:p>
     <w:p>
@@ -1841,17 +1817,41 @@
         <w:lastRenderedPageBreak/>
         <w:t xml:space="preserve">Если нужна помощь с проверкой и подачей заявки – </w:t>
       </w:r>
-      <w:r>
-        <w:rPr>
-          <w:rFonts w:ascii="Times New Roman" w:hAnsi="Times New Roman" w:cs="Times New Roman"/>
-          <w:b/>
-          <w:bCs/>
-          <w:color w:val="FF0000"/>
-          <w:sz w:val="26"/>
-          <w:szCs w:val="26"/>
-        </w:rPr>
-        <w:t>обратитесь к нашему юристу (ссылка)</w:t>
-      </w:r>
+      <w:hyperlink r:id="rId26" w:history="1">
+        <w:r>
+          <w:rPr>
+            <w:rStyle w:val="a5"/>
+            <w:rFonts w:ascii="Times New Roman" w:hAnsi="Times New Roman" w:cs="Times New Roman"/>
+            <w:b/>
+            <w:bCs/>
+            <w:sz w:val="26"/>
+            <w:szCs w:val="26"/>
+          </w:rPr>
+          <w:t>обрати</w:t>
+        </w:r>
+        <w:r>
+          <w:rPr>
+            <w:rStyle w:val="a5"/>
+            <w:rFonts w:ascii="Times New Roman" w:hAnsi="Times New Roman" w:cs="Times New Roman"/>
+            <w:b/>
+            <w:bCs/>
+            <w:sz w:val="26"/>
+            <w:szCs w:val="26"/>
+          </w:rPr>
+          <w:t>т</w:t>
+        </w:r>
+        <w:r>
+          <w:rPr>
+            <w:rStyle w:val="a5"/>
+            <w:rFonts w:ascii="Times New Roman" w:hAnsi="Times New Roman" w:cs="Times New Roman"/>
+            <w:b/>
+            <w:bCs/>
+            <w:sz w:val="26"/>
+            <w:szCs w:val="26"/>
+          </w:rPr>
+          <w:t>есь к нашему юристу</w:t>
+        </w:r>
+      </w:hyperlink>
       <w:r>
         <w:rPr>
           <w:rFonts w:ascii="Times New Roman" w:hAnsi="Times New Roman" w:cs="Times New Roman"/>
@@ -1862,7 +1862,7 @@
       </w:r>
     </w:p>
     <w:sectPr>
-      <w:footerReference w:type="default" r:id="rId26"/>
+      <w:footerReference w:type="default" r:id="rId27"/>
       <w:pgSz w:w="11906" w:h="16838"/>
       <w:pgMar w:top="1134" w:right="1134" w:bottom="1134" w:left="1134" w:header="708" w:footer="708" w:gutter="0"/>
       <w:cols w:space="720"/>
@@ -2909,6 +2909,7 @@
   <w:style w:type="character" w:default="1" w:styleId="a0">
     <w:name w:val="Default Paragraph Font"/>
     <w:uiPriority w:val="1"/>
+    <w:semiHidden/>
     <w:unhideWhenUsed/>
   </w:style>
   <w:style w:type="table" w:default="1" w:styleId="a1">

--- a/content/files/brand-start.docx
+++ b/content/files/brand-start.docx
@@ -1569,6 +1569,33 @@
         </w:rPr>
         <w:t xml:space="preserve"> Дата подачи заявки определяет приоритет, и с неё же отсчитываются 10 лет охраны.</w:t>
       </w:r>
+      <w:r>
+        <w:rPr>
+          <w:rFonts w:ascii="Times New Roman" w:hAnsi="Times New Roman" w:cs="Times New Roman"/>
+          <w:sz w:val="26"/>
+          <w:szCs w:val="26"/>
+        </w:rPr>
+        <w:t xml:space="preserve"> Сколько будет стоить заявка на регистрацию товарного знака, посмотрите в </w:t>
+      </w:r>
+      <w:hyperlink r:id="rId30" w:history="1">
+        <w:r>
+          <w:rPr>
+            <w:rStyle w:val="a5"/>
+            <w:rFonts w:ascii="Times New Roman" w:hAnsi="Times New Roman" w:cs="Times New Roman"/>
+            <w:sz w:val="26"/>
+            <w:szCs w:val="26"/>
+          </w:rPr>
+          <w:t>калькуляторе пошлин</w:t>
+        </w:r>
+      </w:hyperlink>
+      <w:r>
+        <w:rPr>
+          <w:rFonts w:ascii="Times New Roman" w:hAnsi="Times New Roman" w:cs="Times New Roman"/>
+          <w:sz w:val="26"/>
+          <w:szCs w:val="26"/>
+        </w:rPr>
+        <w:t>.</w:t>
+      </w:r>
     </w:p>
     <w:p>
       <w:pPr>
@@ -1822,8 +1849,6 @@
           <w:rPr>
             <w:rStyle w:val="a5"/>
             <w:rFonts w:ascii="Times New Roman" w:hAnsi="Times New Roman" w:cs="Times New Roman"/>
-            <w:b/>
-            <w:bCs/>
             <w:sz w:val="26"/>
             <w:szCs w:val="26"/>
           </w:rPr>
@@ -1833,8 +1858,6 @@
           <w:rPr>
             <w:rStyle w:val="a5"/>
             <w:rFonts w:ascii="Times New Roman" w:hAnsi="Times New Roman" w:cs="Times New Roman"/>
-            <w:b/>
-            <w:bCs/>
             <w:sz w:val="26"/>
             <w:szCs w:val="26"/>
           </w:rPr>
@@ -1844,8 +1867,6 @@
           <w:rPr>
             <w:rStyle w:val="a5"/>
             <w:rFonts w:ascii="Times New Roman" w:hAnsi="Times New Roman" w:cs="Times New Roman"/>
-            <w:b/>
-            <w:bCs/>
             <w:sz w:val="26"/>
             <w:szCs w:val="26"/>
           </w:rPr>
